--- a/01-提交文档/08-4-赵毓豪个人工作总结.docx
+++ b/01-提交文档/08-4-赵毓豪个人工作总结.docx
@@ -731,7 +731,7 @@
         <w:snapToGrid w:val="0"/>
       </w:pPr>
       <w:r>
-        <w:t>建议工作量比例：20%。实际贡献比例：____________。</w:t>
+        <w:t>个人贡献比例：20%。</w:t>
       </w:r>
     </w:p>
     <w:p>
